--- a/services/barangayID/BARANGAY ID OFFICIAL.docx
+++ b/services/barangayID/BARANGAY ID OFFICIAL.docx
@@ -64,6 +64,8 @@
       <w:pPr>
         <w:spacing w:before="8"/>
       </w:pPr>
+      <w:bookmarkStart w:id="0" w:name="_GoBack"/>
+      <w:bookmarkEnd w:id="0"/>
     </w:p>
     <w:p>
       <w:pPr>
@@ -631,19 +633,7 @@
                 <w:u w:val="thick"/>
                 <w:lang w:val="en-PH"/>
               </w:rPr>
-              <w:t>${</w:t>
-            </w:r>
-            <w:bookmarkStart w:id="0" w:name="_GoBack"/>
-            <w:bookmarkEnd w:id="0"/>
-            <w:r>
-              <w:rPr>
-                <w:rFonts w:hint="default"/>
-                <w:sz w:val="28"/>
-                <w:szCs w:val="28"/>
-                <w:u w:val="thick"/>
-                <w:lang w:val="en-PH"/>
-              </w:rPr>
-              <w:t>signature}</w:t>
+              <w:t>${signature}</w:t>
             </w:r>
           </w:p>
           <w:p>
@@ -1397,7 +1387,6 @@
           <w:p>
             <w:pPr>
               <w:spacing w:before="49" w:line="177" w:lineRule="auto"/>
-              <w:ind w:left="1203"/>
               <w:rPr>
                 <w:rFonts w:ascii="Calibri" w:hAnsi="Calibri" w:eastAsia="Calibri" w:cs="Calibri"/>
                 <w:b/>
@@ -1410,153 +1399,28 @@
           </w:p>
           <w:p>
             <w:pPr>
-              <w:spacing w:before="49" w:line="177" w:lineRule="auto"/>
-              <w:ind w:left="1203"/>
-              <w:rPr>
-                <w:rFonts w:ascii="Calibri" w:hAnsi="Calibri" w:eastAsia="Calibri" w:cs="Calibri"/>
+              <w:jc w:val="center"/>
+              <w:rPr>
+                <w:rFonts w:hint="default" w:ascii="Calibri" w:hAnsi="Calibri" w:eastAsia="Calibri" w:cs="Calibri"/>
                 <w:b/>
                 <w:bCs/>
                 <w:spacing w:val="-2"/>
                 <w:sz w:val="14"/>
                 <w:szCs w:val="14"/>
-              </w:rPr>
-            </w:pPr>
-          </w:p>
-          <w:p>
-            <w:pPr>
-              <w:spacing w:before="49" w:line="177" w:lineRule="auto"/>
-              <w:ind w:left="1203"/>
-              <w:rPr>
-                <w:rFonts w:ascii="Calibri" w:hAnsi="Calibri" w:eastAsia="Calibri" w:cs="Calibri"/>
-                <w:b/>
-                <w:bCs/>
-                <w:spacing w:val="-2"/>
-                <w:sz w:val="14"/>
-                <w:szCs w:val="14"/>
-              </w:rPr>
-            </w:pPr>
-          </w:p>
-          <w:p>
-            <w:pPr>
-              <w:spacing w:before="49" w:line="177" w:lineRule="auto"/>
-              <w:ind w:left="1203"/>
-              <w:rPr>
-                <w:rFonts w:ascii="Calibri" w:hAnsi="Calibri" w:eastAsia="Calibri" w:cs="Calibri"/>
-                <w:b/>
-                <w:bCs/>
-                <w:spacing w:val="-2"/>
-                <w:sz w:val="14"/>
-                <w:szCs w:val="14"/>
-              </w:rPr>
-            </w:pPr>
-          </w:p>
-          <w:p>
-            <w:pPr>
-              <w:spacing w:before="49" w:line="177" w:lineRule="auto"/>
-              <w:ind w:left="1203"/>
-              <w:rPr>
-                <w:rFonts w:ascii="Calibri" w:hAnsi="Calibri" w:eastAsia="Calibri" w:cs="Calibri"/>
-                <w:b/>
-                <w:bCs/>
-                <w:spacing w:val="-2"/>
-                <w:sz w:val="14"/>
-                <w:szCs w:val="14"/>
-              </w:rPr>
-            </w:pPr>
-          </w:p>
-          <w:p>
-            <w:pPr>
-              <w:spacing w:before="49" w:line="177" w:lineRule="auto"/>
-              <w:ind w:left="1203"/>
-              <w:rPr>
-                <w:rFonts w:ascii="Calibri" w:hAnsi="Calibri" w:eastAsia="Calibri" w:cs="Calibri"/>
-                <w:b/>
-                <w:bCs/>
-                <w:spacing w:val="-2"/>
-                <w:sz w:val="14"/>
-                <w:szCs w:val="14"/>
-              </w:rPr>
-            </w:pPr>
-          </w:p>
-          <w:p>
-            <w:pPr>
-              <w:jc w:val="center"/>
+                <w:lang w:val="en-PH"/>
+              </w:rPr>
+            </w:pPr>
+            <w:r>
               <w:rPr>
                 <w:rFonts w:hint="default"/>
                 <w:b/>
                 <w:bCs/>
-                <w:sz w:val="16"/>
-                <w:szCs w:val="16"/>
+                <w:sz w:val="10"/>
+                <w:szCs w:val="10"/>
                 <w:lang w:val="en-PH"/>
               </w:rPr>
-            </w:pPr>
-            <w:r>
-              <w:rPr>
-                <w:rFonts w:hint="default"/>
-                <w:b/>
-                <w:bCs/>
-                <w:sz w:val="16"/>
-                <w:szCs w:val="16"/>
-                <w:lang w:val="en-PH"/>
-              </w:rPr>
               <w:t>${formalPhoto}</w:t>
             </w:r>
-          </w:p>
-          <w:p>
-            <w:pPr>
-              <w:spacing w:before="49" w:line="177" w:lineRule="auto"/>
-              <w:ind w:left="1203"/>
-              <w:rPr>
-                <w:rFonts w:ascii="Calibri" w:hAnsi="Calibri" w:eastAsia="Calibri" w:cs="Calibri"/>
-                <w:b/>
-                <w:bCs/>
-                <w:spacing w:val="-2"/>
-                <w:sz w:val="14"/>
-                <w:szCs w:val="14"/>
-              </w:rPr>
-            </w:pPr>
-          </w:p>
-          <w:p>
-            <w:pPr>
-              <w:spacing w:before="49" w:line="177" w:lineRule="auto"/>
-              <w:ind w:left="1203"/>
-              <w:rPr>
-                <w:rFonts w:ascii="Calibri" w:hAnsi="Calibri" w:eastAsia="Calibri" w:cs="Calibri"/>
-                <w:b/>
-                <w:bCs/>
-                <w:spacing w:val="-2"/>
-                <w:sz w:val="14"/>
-                <w:szCs w:val="14"/>
-              </w:rPr>
-            </w:pPr>
-          </w:p>
-          <w:p>
-            <w:pPr>
-              <w:spacing w:before="49" w:line="177" w:lineRule="auto"/>
-              <w:ind w:left="1203"/>
-              <w:rPr>
-                <w:rFonts w:ascii="Calibri" w:hAnsi="Calibri" w:eastAsia="Calibri" w:cs="Calibri"/>
-                <w:b/>
-                <w:bCs/>
-                <w:spacing w:val="-2"/>
-                <w:sz w:val="14"/>
-                <w:szCs w:val="14"/>
-              </w:rPr>
-            </w:pPr>
-          </w:p>
-          <w:p>
-            <w:pPr>
-              <w:spacing w:before="49" w:line="177" w:lineRule="auto"/>
-              <w:ind w:left="1203"/>
-              <w:rPr>
-                <w:rFonts w:ascii="Calibri" w:hAnsi="Calibri" w:eastAsia="Calibri" w:cs="Calibri"/>
-                <w:b/>
-                <w:bCs/>
-                <w:spacing w:val="-2"/>
-                <w:sz w:val="14"/>
-                <w:szCs w:val="14"/>
-              </w:rPr>
-            </w:pPr>
           </w:p>
           <w:p>
             <w:pPr>
@@ -2127,7 +1991,7 @@
                     <wp:posOffset>-19685</wp:posOffset>
                   </wp:positionH>
                   <wp:positionV relativeFrom="paragraph">
-                    <wp:posOffset>347345</wp:posOffset>
+                    <wp:posOffset>415925</wp:posOffset>
                   </wp:positionV>
                   <wp:extent cx="2346960" cy="228600"/>
                   <wp:effectExtent l="0" t="0" r="0" b="0"/>

--- a/services/barangayID/BARANGAY ID OFFICIAL.docx
+++ b/services/barangayID/BARANGAY ID OFFICIAL.docx
@@ -64,8 +64,6 @@
       <w:pPr>
         <w:spacing w:before="8"/>
       </w:pPr>
-      <w:bookmarkStart w:id="0" w:name="_GoBack"/>
-      <w:bookmarkEnd w:id="0"/>
     </w:p>
     <w:p>
       <w:pPr>
@@ -1034,12 +1032,289 @@
               <w:spacing w:before="49" w:line="177" w:lineRule="auto"/>
               <w:jc w:val="center"/>
               <w:rPr>
-                <w:rFonts w:hint="default" w:ascii="Calibri" w:hAnsi="Calibri" w:eastAsia="Calibri" w:cs="Calibri"/>
+                <w:rFonts w:ascii="Calibri" w:hAnsi="Calibri" w:eastAsia="Calibri" w:cs="Calibri"/>
                 <w:b/>
                 <w:bCs/>
                 <w:spacing w:val="4"/>
                 <w:sz w:val="9"/>
                 <w:szCs w:val="9"/>
+              </w:rPr>
+            </w:pPr>
+            <w:r>
+              <w:rPr>
+                <w:rFonts w:hint="default"/>
+                <w:b/>
+                <w:bCs/>
+                <w:lang w:val="en-PH"/>
+              </w:rPr>
+              <w:drawing>
+                <wp:anchor distT="0" distB="0" distL="114300" distR="114300" simplePos="0" relativeHeight="251661312" behindDoc="0" locked="0" layoutInCell="1" allowOverlap="1">
+                  <wp:simplePos x="0" y="0"/>
+                  <wp:positionH relativeFrom="column">
+                    <wp:posOffset>48260</wp:posOffset>
+                  </wp:positionH>
+                  <wp:positionV relativeFrom="paragraph">
+                    <wp:posOffset>51435</wp:posOffset>
+                  </wp:positionV>
+                  <wp:extent cx="318770" cy="318770"/>
+                  <wp:effectExtent l="0" t="0" r="1270" b="1270"/>
+                  <wp:wrapNone/>
+                  <wp:docPr id="12" name="Picture 12" descr="Mexico_Pampanga"/>
+                  <wp:cNvGraphicFramePr>
+                    <a:graphicFrameLocks xmlns:a="http://schemas.openxmlformats.org/drawingml/2006/main" noChangeAspect="1"/>
+                  </wp:cNvGraphicFramePr>
+                  <a:graphic xmlns:a="http://schemas.openxmlformats.org/drawingml/2006/main">
+                    <a:graphicData uri="http://schemas.openxmlformats.org/drawingml/2006/picture">
+                      <pic:pic xmlns:pic="http://schemas.openxmlformats.org/drawingml/2006/picture">
+                        <pic:nvPicPr>
+                          <pic:cNvPr id="12" name="Picture 12" descr="Mexico_Pampanga"/>
+                          <pic:cNvPicPr>
+                            <a:picLocks noChangeAspect="1"/>
+                          </pic:cNvPicPr>
+                        </pic:nvPicPr>
+                        <pic:blipFill>
+                          <a:blip r:embed="rId9"/>
+                          <a:stretch>
+                            <a:fillRect/>
+                          </a:stretch>
+                        </pic:blipFill>
+                        <pic:spPr>
+                          <a:xfrm>
+                            <a:off x="0" y="0"/>
+                            <a:ext cx="318770" cy="318770"/>
+                          </a:xfrm>
+                          <a:prstGeom prst="rect">
+                            <a:avLst/>
+                          </a:prstGeom>
+                        </pic:spPr>
+                      </pic:pic>
+                    </a:graphicData>
+                  </a:graphic>
+                </wp:anchor>
+              </w:drawing>
+            </w:r>
+            <w:r>
+              <w:rPr>
+                <w:rFonts w:ascii="Calibri" w:hAnsi="Calibri" w:eastAsia="Calibri" w:cs="Calibri"/>
+                <w:b/>
+                <w:bCs/>
+                <w:spacing w:val="4"/>
+                <w:sz w:val="9"/>
+                <w:szCs w:val="9"/>
+              </w:rPr>
+              <w:t>REPUBLIC OF THE</w:t>
+            </w:r>
+            <w:r>
+              <w:rPr>
+                <w:rFonts w:ascii="Calibri" w:hAnsi="Calibri" w:eastAsia="Calibri" w:cs="Calibri"/>
+                <w:b/>
+                <w:bCs/>
+                <w:spacing w:val="12"/>
+                <w:w w:val="101"/>
+                <w:sz w:val="9"/>
+                <w:szCs w:val="9"/>
+              </w:rPr>
+              <w:t xml:space="preserve"> </w:t>
+            </w:r>
+            <w:r>
+              <w:rPr>
+                <w:rFonts w:ascii="Calibri" w:hAnsi="Calibri" w:eastAsia="Calibri" w:cs="Calibri"/>
+                <w:b/>
+                <w:bCs/>
+                <w:spacing w:val="4"/>
+                <w:sz w:val="9"/>
+                <w:szCs w:val="9"/>
+              </w:rPr>
+              <w:t>PHILIPPINES</w:t>
+            </w:r>
+          </w:p>
+          <w:p>
+            <w:pPr>
+              <w:spacing w:before="49" w:line="177" w:lineRule="auto"/>
+              <w:jc w:val="center"/>
+              <w:rPr>
+                <w:rFonts w:ascii="Calibri" w:hAnsi="Calibri" w:eastAsia="Calibri" w:cs="Calibri"/>
+                <w:b/>
+                <w:bCs/>
+                <w:spacing w:val="3"/>
+                <w:sz w:val="9"/>
+                <w:szCs w:val="9"/>
+              </w:rPr>
+            </w:pPr>
+            <w:r>
+              <w:rPr>
+                <w:rFonts w:ascii="Calibri" w:hAnsi="Calibri" w:eastAsia="Calibri" w:cs="Calibri"/>
+                <w:b/>
+                <w:bCs/>
+                <w:spacing w:val="3"/>
+                <w:sz w:val="9"/>
+                <w:szCs w:val="9"/>
+              </w:rPr>
+              <w:t>PROVINCE</w:t>
+            </w:r>
+            <w:r>
+              <w:rPr>
+                <w:rFonts w:ascii="Calibri" w:hAnsi="Calibri" w:eastAsia="Calibri" w:cs="Calibri"/>
+                <w:b/>
+                <w:bCs/>
+                <w:spacing w:val="19"/>
+                <w:w w:val="103"/>
+                <w:sz w:val="9"/>
+                <w:szCs w:val="9"/>
+              </w:rPr>
+              <w:t xml:space="preserve"> </w:t>
+            </w:r>
+            <w:r>
+              <w:rPr>
+                <w:rFonts w:ascii="Calibri" w:hAnsi="Calibri" w:eastAsia="Calibri" w:cs="Calibri"/>
+                <w:b/>
+                <w:bCs/>
+                <w:spacing w:val="3"/>
+                <w:sz w:val="9"/>
+                <w:szCs w:val="9"/>
+              </w:rPr>
+              <w:t>OF</w:t>
+            </w:r>
+            <w:r>
+              <w:rPr>
+                <w:rFonts w:ascii="Calibri" w:hAnsi="Calibri" w:eastAsia="Calibri" w:cs="Calibri"/>
+                <w:b/>
+                <w:bCs/>
+                <w:spacing w:val="11"/>
+                <w:sz w:val="9"/>
+                <w:szCs w:val="9"/>
+              </w:rPr>
+              <w:t xml:space="preserve"> </w:t>
+            </w:r>
+            <w:r>
+              <w:rPr>
+                <w:rFonts w:ascii="Calibri" w:hAnsi="Calibri" w:eastAsia="Calibri" w:cs="Calibri"/>
+                <w:b/>
+                <w:bCs/>
+                <w:spacing w:val="3"/>
+                <w:sz w:val="9"/>
+                <w:szCs w:val="9"/>
+              </w:rPr>
+              <w:t>PAMPANGA</w:t>
+            </w:r>
+          </w:p>
+          <w:p>
+            <w:pPr>
+              <w:spacing w:before="49" w:line="177" w:lineRule="auto"/>
+              <w:jc w:val="center"/>
+              <w:rPr>
+                <w:rFonts w:ascii="Calibri" w:hAnsi="Calibri" w:eastAsia="Calibri" w:cs="Calibri"/>
+                <w:b/>
+                <w:bCs/>
+                <w:spacing w:val="3"/>
+                <w:sz w:val="9"/>
+                <w:szCs w:val="9"/>
+              </w:rPr>
+            </w:pPr>
+            <w:r>
+              <w:rPr>
+                <w:rFonts w:ascii="Calibri" w:hAnsi="Calibri" w:eastAsia="Calibri" w:cs="Calibri"/>
+                <w:b/>
+                <w:bCs/>
+                <w:spacing w:val="4"/>
+                <w:sz w:val="9"/>
+                <w:szCs w:val="9"/>
+              </w:rPr>
+              <w:t>MUNICIPALITY OF</w:t>
+            </w:r>
+            <w:r>
+              <w:rPr>
+                <w:rFonts w:ascii="Calibri" w:hAnsi="Calibri" w:eastAsia="Calibri" w:cs="Calibri"/>
+                <w:b/>
+                <w:bCs/>
+                <w:spacing w:val="11"/>
+                <w:w w:val="104"/>
+                <w:sz w:val="9"/>
+                <w:szCs w:val="9"/>
+              </w:rPr>
+              <w:t xml:space="preserve"> </w:t>
+            </w:r>
+            <w:r>
+              <w:rPr>
+                <w:rFonts w:ascii="Calibri" w:hAnsi="Calibri" w:eastAsia="Calibri" w:cs="Calibri"/>
+                <w:b/>
+                <w:bCs/>
+                <w:spacing w:val="4"/>
+                <w:sz w:val="9"/>
+                <w:szCs w:val="9"/>
+              </w:rPr>
+              <w:t>MEXI</w:t>
+            </w:r>
+            <w:r>
+              <w:rPr>
+                <w:rFonts w:ascii="Calibri" w:hAnsi="Calibri" w:eastAsia="Calibri" w:cs="Calibri"/>
+                <w:b/>
+                <w:bCs/>
+                <w:spacing w:val="3"/>
+                <w:sz w:val="9"/>
+                <w:szCs w:val="9"/>
+              </w:rPr>
+              <w:t>CO</w:t>
+            </w:r>
+          </w:p>
+          <w:p>
+            <w:pPr>
+              <w:spacing w:before="49" w:line="177" w:lineRule="auto"/>
+              <w:jc w:val="center"/>
+              <w:rPr>
+                <w:rFonts w:ascii="Calibri" w:hAnsi="Calibri" w:eastAsia="Calibri" w:cs="Calibri"/>
+                <w:b/>
+                <w:bCs/>
+                <w:spacing w:val="-2"/>
+                <w:sz w:val="14"/>
+                <w:szCs w:val="14"/>
+              </w:rPr>
+            </w:pPr>
+            <w:r>
+              <w:rPr>
+                <w:rFonts w:ascii="Calibri" w:hAnsi="Calibri" w:eastAsia="Calibri" w:cs="Calibri"/>
+                <w:b/>
+                <w:bCs/>
+                <w:spacing w:val="3"/>
+                <w:sz w:val="9"/>
+                <w:szCs w:val="9"/>
+              </w:rPr>
+              <w:t>BARANGAY</w:t>
+            </w:r>
+            <w:r>
+              <w:rPr>
+                <w:rFonts w:ascii="Calibri" w:hAnsi="Calibri" w:eastAsia="Calibri" w:cs="Calibri"/>
+                <w:b/>
+                <w:bCs/>
+                <w:spacing w:val="18"/>
+                <w:w w:val="104"/>
+                <w:sz w:val="9"/>
+                <w:szCs w:val="9"/>
+              </w:rPr>
+              <w:t xml:space="preserve"> </w:t>
+            </w:r>
+            <w:r>
+              <w:rPr>
+                <w:rFonts w:ascii="Calibri" w:hAnsi="Calibri" w:eastAsia="Calibri" w:cs="Calibri"/>
+                <w:b/>
+                <w:bCs/>
+                <w:spacing w:val="3"/>
+                <w:sz w:val="9"/>
+                <w:szCs w:val="9"/>
+              </w:rPr>
+              <w:t>BALAS</w:t>
+            </w:r>
+          </w:p>
+          <w:p>
+            <w:pPr>
+              <w:spacing w:before="49" w:line="177" w:lineRule="auto"/>
+              <w:jc w:val="both"/>
+              <w:rPr>
+                <w:rFonts w:hint="default"/>
+                <w:b/>
+                <w:bCs/>
+                <w:sz w:val="10"/>
+                <w:szCs w:val="10"/>
                 <w:lang w:val="en-PH"/>
               </w:rPr>
             </w:pPr>
@@ -1094,308 +1369,8 @@
                 </wp:anchor>
               </w:drawing>
             </w:r>
-            <w:r>
-              <w:rPr>
-                <w:rFonts w:hint="default"/>
-                <w:b/>
-                <w:bCs/>
-                <w:lang w:val="en-PH"/>
-              </w:rPr>
-              <w:drawing>
-                <wp:anchor distT="0" distB="0" distL="114300" distR="114300" simplePos="0" relativeHeight="251661312" behindDoc="0" locked="0" layoutInCell="1" allowOverlap="1">
-                  <wp:simplePos x="0" y="0"/>
-                  <wp:positionH relativeFrom="column">
-                    <wp:posOffset>67945</wp:posOffset>
-                  </wp:positionH>
-                  <wp:positionV relativeFrom="paragraph">
-                    <wp:posOffset>77470</wp:posOffset>
-                  </wp:positionV>
-                  <wp:extent cx="318770" cy="318770"/>
-                  <wp:effectExtent l="0" t="0" r="1270" b="1270"/>
-                  <wp:wrapNone/>
-                  <wp:docPr id="12" name="Picture 12" descr="Mexico_Pampanga"/>
-                  <wp:cNvGraphicFramePr>
-                    <a:graphicFrameLocks xmlns:a="http://schemas.openxmlformats.org/drawingml/2006/main" noChangeAspect="1"/>
-                  </wp:cNvGraphicFramePr>
-                  <a:graphic xmlns:a="http://schemas.openxmlformats.org/drawingml/2006/main">
-                    <a:graphicData uri="http://schemas.openxmlformats.org/drawingml/2006/picture">
-                      <pic:pic xmlns:pic="http://schemas.openxmlformats.org/drawingml/2006/picture">
-                        <pic:nvPicPr>
-                          <pic:cNvPr id="12" name="Picture 12" descr="Mexico_Pampanga"/>
-                          <pic:cNvPicPr>
-                            <a:picLocks noChangeAspect="1"/>
-                          </pic:cNvPicPr>
-                        </pic:nvPicPr>
-                        <pic:blipFill>
-                          <a:blip r:embed="rId9"/>
-                          <a:stretch>
-                            <a:fillRect/>
-                          </a:stretch>
-                        </pic:blipFill>
-                        <pic:spPr>
-                          <a:xfrm>
-                            <a:off x="0" y="0"/>
-                            <a:ext cx="318770" cy="318770"/>
-                          </a:xfrm>
-                          <a:prstGeom prst="rect">
-                            <a:avLst/>
-                          </a:prstGeom>
-                        </pic:spPr>
-                      </pic:pic>
-                    </a:graphicData>
-                  </a:graphic>
-                </wp:anchor>
-              </w:drawing>
-            </w:r>
-            <w:r>
-              <w:rPr>
-                <w:rFonts w:hint="default" w:ascii="Calibri" w:hAnsi="Calibri" w:eastAsia="Calibri" w:cs="Calibri"/>
-                <w:b/>
-                <w:bCs/>
-                <w:spacing w:val="4"/>
-                <w:sz w:val="9"/>
-                <w:szCs w:val="9"/>
-                <w:lang w:val="en-PH"/>
-              </w:rPr>
-              <w:t xml:space="preserve">      </w:t>
-            </w:r>
-          </w:p>
-          <w:p>
-            <w:pPr>
-              <w:spacing w:before="49" w:line="177" w:lineRule="auto"/>
-              <w:jc w:val="center"/>
-              <w:rPr>
-                <w:rFonts w:ascii="Calibri" w:hAnsi="Calibri" w:eastAsia="Calibri" w:cs="Calibri"/>
-                <w:b/>
-                <w:bCs/>
-                <w:sz w:val="9"/>
-                <w:szCs w:val="9"/>
-              </w:rPr>
-            </w:pPr>
-            <w:r>
-              <w:rPr>
-                <w:rFonts w:ascii="Calibri" w:hAnsi="Calibri" w:eastAsia="Calibri" w:cs="Calibri"/>
-                <w:b/>
-                <w:bCs/>
-                <w:spacing w:val="4"/>
-                <w:sz w:val="9"/>
-                <w:szCs w:val="9"/>
-              </w:rPr>
-              <w:t>REPUBLIC OF THE</w:t>
-            </w:r>
-            <w:r>
-              <w:rPr>
-                <w:rFonts w:ascii="Calibri" w:hAnsi="Calibri" w:eastAsia="Calibri" w:cs="Calibri"/>
-                <w:b/>
-                <w:bCs/>
-                <w:spacing w:val="12"/>
-                <w:w w:val="101"/>
-                <w:sz w:val="9"/>
-                <w:szCs w:val="9"/>
-              </w:rPr>
-              <w:t xml:space="preserve"> </w:t>
-            </w:r>
-            <w:r>
-              <w:rPr>
-                <w:rFonts w:ascii="Calibri" w:hAnsi="Calibri" w:eastAsia="Calibri" w:cs="Calibri"/>
-                <w:b/>
-                <w:bCs/>
-                <w:spacing w:val="4"/>
-                <w:sz w:val="9"/>
-                <w:szCs w:val="9"/>
-              </w:rPr>
-              <w:t>PHILIPPINES</w:t>
-            </w:r>
-          </w:p>
-          <w:p>
-            <w:pPr>
-              <w:spacing w:before="15" w:line="192" w:lineRule="auto"/>
-              <w:ind w:left="1395"/>
-              <w:jc w:val="both"/>
-              <w:rPr>
-                <w:rFonts w:ascii="Calibri" w:hAnsi="Calibri" w:eastAsia="Calibri" w:cs="Calibri"/>
-                <w:b/>
-                <w:bCs/>
-                <w:sz w:val="9"/>
-                <w:szCs w:val="9"/>
-              </w:rPr>
-            </w:pPr>
-            <w:r>
-              <w:rPr>
-                <w:rFonts w:ascii="Calibri" w:hAnsi="Calibri" w:eastAsia="Calibri" w:cs="Calibri"/>
-                <w:b/>
-                <w:bCs/>
-                <w:spacing w:val="3"/>
-                <w:sz w:val="9"/>
-                <w:szCs w:val="9"/>
-              </w:rPr>
-              <w:t>PROVINCE</w:t>
-            </w:r>
-            <w:r>
-              <w:rPr>
-                <w:rFonts w:ascii="Calibri" w:hAnsi="Calibri" w:eastAsia="Calibri" w:cs="Calibri"/>
-                <w:b/>
-                <w:bCs/>
-                <w:spacing w:val="19"/>
-                <w:w w:val="103"/>
-                <w:sz w:val="9"/>
-                <w:szCs w:val="9"/>
-              </w:rPr>
-              <w:t xml:space="preserve"> </w:t>
-            </w:r>
-            <w:r>
-              <w:rPr>
-                <w:rFonts w:ascii="Calibri" w:hAnsi="Calibri" w:eastAsia="Calibri" w:cs="Calibri"/>
-                <w:b/>
-                <w:bCs/>
-                <w:spacing w:val="3"/>
-                <w:sz w:val="9"/>
-                <w:szCs w:val="9"/>
-              </w:rPr>
-              <w:t>OF</w:t>
-            </w:r>
-            <w:r>
-              <w:rPr>
-                <w:rFonts w:ascii="Calibri" w:hAnsi="Calibri" w:eastAsia="Calibri" w:cs="Calibri"/>
-                <w:b/>
-                <w:bCs/>
-                <w:spacing w:val="11"/>
-                <w:sz w:val="9"/>
-                <w:szCs w:val="9"/>
-              </w:rPr>
-              <w:t xml:space="preserve"> </w:t>
-            </w:r>
-            <w:r>
-              <w:rPr>
-                <w:rFonts w:ascii="Calibri" w:hAnsi="Calibri" w:eastAsia="Calibri" w:cs="Calibri"/>
-                <w:b/>
-                <w:bCs/>
-                <w:spacing w:val="3"/>
-                <w:sz w:val="9"/>
-                <w:szCs w:val="9"/>
-              </w:rPr>
-              <w:t>PAMPANGA</w:t>
-            </w:r>
-          </w:p>
-          <w:p>
-            <w:pPr>
-              <w:spacing w:before="15" w:line="192" w:lineRule="auto"/>
-              <w:ind w:left="1384"/>
-              <w:jc w:val="both"/>
-              <w:rPr>
-                <w:rFonts w:ascii="Calibri" w:hAnsi="Calibri" w:eastAsia="Calibri" w:cs="Calibri"/>
-                <w:b/>
-                <w:bCs/>
-                <w:sz w:val="9"/>
-                <w:szCs w:val="9"/>
-              </w:rPr>
-            </w:pPr>
-            <w:r>
-              <w:rPr>
-                <w:rFonts w:ascii="Calibri" w:hAnsi="Calibri" w:eastAsia="Calibri" w:cs="Calibri"/>
-                <w:b/>
-                <w:bCs/>
-                <w:spacing w:val="4"/>
-                <w:sz w:val="9"/>
-                <w:szCs w:val="9"/>
-              </w:rPr>
-              <w:t>MUNICIPALITY OF</w:t>
-            </w:r>
-            <w:r>
-              <w:rPr>
-                <w:rFonts w:ascii="Calibri" w:hAnsi="Calibri" w:eastAsia="Calibri" w:cs="Calibri"/>
-                <w:b/>
-                <w:bCs/>
-                <w:spacing w:val="11"/>
-                <w:w w:val="104"/>
-                <w:sz w:val="9"/>
-                <w:szCs w:val="9"/>
-              </w:rPr>
-              <w:t xml:space="preserve"> </w:t>
-            </w:r>
-            <w:r>
-              <w:rPr>
-                <w:rFonts w:ascii="Calibri" w:hAnsi="Calibri" w:eastAsia="Calibri" w:cs="Calibri"/>
-                <w:b/>
-                <w:bCs/>
-                <w:spacing w:val="4"/>
-                <w:sz w:val="9"/>
-                <w:szCs w:val="9"/>
-              </w:rPr>
-              <w:t>MEXI</w:t>
-            </w:r>
-            <w:r>
-              <w:rPr>
-                <w:rFonts w:ascii="Calibri" w:hAnsi="Calibri" w:eastAsia="Calibri" w:cs="Calibri"/>
-                <w:b/>
-                <w:bCs/>
-                <w:spacing w:val="3"/>
-                <w:sz w:val="9"/>
-                <w:szCs w:val="9"/>
-              </w:rPr>
-              <w:t>CO</w:t>
-            </w:r>
-          </w:p>
-          <w:p>
-            <w:pPr>
-              <w:ind w:firstLine="1537" w:firstLineChars="1600"/>
-              <w:jc w:val="both"/>
-              <w:rPr>
-                <w:rFonts w:ascii="Calibri" w:hAnsi="Calibri" w:eastAsia="Calibri" w:cs="Calibri"/>
-                <w:b/>
-                <w:bCs/>
-                <w:spacing w:val="-2"/>
-                <w:sz w:val="14"/>
-                <w:szCs w:val="14"/>
-              </w:rPr>
-            </w:pPr>
-            <w:r>
-              <w:rPr>
-                <w:rFonts w:ascii="Calibri" w:hAnsi="Calibri" w:eastAsia="Calibri" w:cs="Calibri"/>
-                <w:b/>
-                <w:bCs/>
-                <w:spacing w:val="3"/>
-                <w:sz w:val="9"/>
-                <w:szCs w:val="9"/>
-              </w:rPr>
-              <w:t>BARANGAY</w:t>
-            </w:r>
-            <w:r>
-              <w:rPr>
-                <w:rFonts w:ascii="Calibri" w:hAnsi="Calibri" w:eastAsia="Calibri" w:cs="Calibri"/>
-                <w:b/>
-                <w:bCs/>
-                <w:spacing w:val="18"/>
-                <w:w w:val="104"/>
-                <w:sz w:val="9"/>
-                <w:szCs w:val="9"/>
-              </w:rPr>
-              <w:t xml:space="preserve"> </w:t>
-            </w:r>
-            <w:r>
-              <w:rPr>
-                <w:rFonts w:ascii="Calibri" w:hAnsi="Calibri" w:eastAsia="Calibri" w:cs="Calibri"/>
-                <w:b/>
-                <w:bCs/>
-                <w:spacing w:val="3"/>
-                <w:sz w:val="9"/>
-                <w:szCs w:val="9"/>
-              </w:rPr>
-              <w:t>BALAS</w:t>
-            </w:r>
-          </w:p>
-          <w:p>
-            <w:pPr>
-              <w:spacing w:before="49" w:line="177" w:lineRule="auto"/>
-              <w:rPr>
-                <w:rFonts w:ascii="Calibri" w:hAnsi="Calibri" w:eastAsia="Calibri" w:cs="Calibri"/>
-                <w:b/>
-                <w:bCs/>
-                <w:spacing w:val="-2"/>
-                <w:sz w:val="14"/>
-                <w:szCs w:val="14"/>
-              </w:rPr>
-            </w:pPr>
+            <w:bookmarkStart w:id="0" w:name="_GoBack"/>
+            <w:bookmarkEnd w:id="0"/>
           </w:p>
           <w:p>
             <w:pPr>
@@ -2440,7 +2415,7 @@
     <w:lsdException w:qFormat="1" w:unhideWhenUsed="0" w:uiPriority="0" w:semiHidden="0" w:name="Title"/>
     <w:lsdException w:unhideWhenUsed="0" w:uiPriority="0" w:semiHidden="0" w:name="Closing"/>
     <w:lsdException w:unhideWhenUsed="0" w:uiPriority="0" w:semiHidden="0" w:name="Signature"/>
-    <w:lsdException w:unhideWhenUsed="0" w:uiPriority="0" w:name="Default Paragraph Font"/>
+    <w:lsdException w:qFormat="1" w:unhideWhenUsed="0" w:uiPriority="0" w:name="Default Paragraph Font"/>
     <w:lsdException w:unhideWhenUsed="0" w:uiPriority="0" w:semiHidden="0" w:name="Body Text"/>
     <w:lsdException w:unhideWhenUsed="0" w:uiPriority="0" w:semiHidden="0" w:name="Body Text Indent"/>
     <w:lsdException w:unhideWhenUsed="0" w:uiPriority="0" w:semiHidden="0" w:name="List Continue"/>
@@ -2652,6 +2627,7 @@
   <w:style w:type="character" w:default="1" w:styleId="2">
     <w:name w:val="Default Paragraph Font"/>
     <w:semiHidden/>
+    <w:qFormat/>
     <w:uiPriority w:val="0"/>
   </w:style>
   <w:style w:type="table" w:default="1" w:styleId="3">
